--- a/laTienda.docx
+++ b/laTienda.docx
@@ -45,9 +45,33 @@
         <w:t xml:space="preserve"> se vendió más y el monto total vendido. </w:t>
       </w:r>
     </w:p>
+    <w:p>
+      <w:r>
+        <w:t xml:space="preserve">El cliente ahora quiere saber: </w:t>
+      </w:r>
+    </w:p>
+    <w:p>
+      <w:r>
+        <w:t>- Cuánto ingresó del producto B?</w:t>
+      </w:r>
+    </w:p>
+    <w:p>
+      <w:r>
+        <w:t>- Cuál fue el mayor monto procesado?</w:t>
+      </w:r>
+    </w:p>
+    <w:p>
+      <w:r>
+        <w:t>- Entre el artículo A y el C, cuál se vendió mayor cantidad?</w:t>
+      </w:r>
+    </w:p>
+    <w:p>
+      <w:r>
+        <w:t xml:space="preserve"> Si ahora se conoce con cuánta plata comienza el bodeguero, agregar esto para saber el monto total final</w:t>
+      </w:r>
+    </w:p>
     <w:p/>
     <w:p>
-      <w:proofErr w:type="spellStart"/>
       <w:r>
         <w:rPr>
           <w:highlight w:val="yellow"/>
@@ -60,45 +84,81 @@
         </w:rPr>
         <w:t>cliente</w:t>
       </w:r>
-      <w:proofErr w:type="spellEnd"/>
       <w:r>
         <w:t xml:space="preserve">                                                                                                        </w:t>
       </w:r>
-      <w:proofErr w:type="spellStart"/>
       <w:r>
         <w:rPr>
           <w:highlight w:val="yellow"/>
         </w:rPr>
         <w:t>Cl_tienda</w:t>
       </w:r>
-      <w:proofErr w:type="spellEnd"/>
-    </w:p>
-    <w:p>
-      <w:r>
+    </w:p>
+    <w:p>
+      <w:r>
+        <w:t>-ced</w:t>
+      </w:r>
+      <w:r>
+        <w:t xml:space="preserve">                                                                                                                   </w:t>
+      </w:r>
+      <w:r>
+        <w:t xml:space="preserve">     -acA</w:t>
+      </w:r>
+      <w:r>
+        <w:t xml:space="preserve">    </w:t>
+      </w:r>
+      <w:r>
+        <w:t xml:space="preserve"> </w:t>
+      </w:r>
+    </w:p>
+    <w:p>
+      <w:pPr>
+        <w:rPr>
+          <w:lang w:val="en-US"/>
+        </w:rPr>
+      </w:pPr>
+      <w:r>
+        <w:rPr>
+          <w:lang w:val="en-US"/>
+        </w:rPr>
         <w:t>-</w:t>
       </w:r>
-      <w:proofErr w:type="spellStart"/>
-      <w:r>
-        <w:t>ced</w:t>
-      </w:r>
-      <w:proofErr w:type="spellEnd"/>
-      <w:r>
-        <w:t xml:space="preserve">                                                                                                                   </w:t>
-      </w:r>
-      <w:r>
-        <w:t xml:space="preserve">     -</w:t>
-      </w:r>
-      <w:proofErr w:type="spellStart"/>
-      <w:r>
-        <w:t>acA</w:t>
-      </w:r>
-      <w:proofErr w:type="spellEnd"/>
-      <w:r>
-        <w:t xml:space="preserve">    </w:t>
-      </w:r>
-      <w:r>
+      <w:r>
+        <w:rPr>
+          <w:lang w:val="en-US"/>
+        </w:rPr>
+        <w:t>cod</w:t>
+      </w:r>
+      <w:r>
+        <w:rPr>
+          <w:lang w:val="en-US"/>
+        </w:rPr>
+        <w:t xml:space="preserve">     </w:t>
+      </w:r>
+      <w:r>
+        <w:rPr>
+          <w:lang w:val="en-US"/>
+        </w:rPr>
+        <w:t xml:space="preserve">                                                                                                                 </w:t>
+      </w:r>
+      <w:r>
+        <w:rPr>
+          <w:lang w:val="en-US"/>
+        </w:rPr>
         <w:t xml:space="preserve"> </w:t>
       </w:r>
+      <w:r>
+        <w:rPr>
+          <w:lang w:val="en-US"/>
+        </w:rPr>
+        <w:t xml:space="preserve"> </w:t>
+      </w:r>
+      <w:r>
+        <w:rPr>
+          <w:lang w:val="en-US"/>
+        </w:rPr>
+        <w:t>-acB</w:t>
+      </w:r>
     </w:p>
     <w:p>
       <w:pPr>
@@ -110,30 +170,126 @@
         <w:rPr>
           <w:lang w:val="en-US"/>
         </w:rPr>
+        <w:t>-cant</w:t>
+      </w:r>
+      <w:r>
+        <w:rPr>
+          <w:lang w:val="en-US"/>
+        </w:rPr>
+        <w:t xml:space="preserve">       </w:t>
+      </w:r>
+      <w:r>
+        <w:rPr>
+          <w:lang w:val="en-US"/>
+        </w:rPr>
+        <w:t xml:space="preserve">                                                                                                             </w:t>
+      </w:r>
+      <w:r>
+        <w:rPr>
+          <w:lang w:val="en-US"/>
+        </w:rPr>
+        <w:t xml:space="preserve">   -acC</w:t>
+      </w:r>
+    </w:p>
+    <w:p>
+      <w:pPr>
+        <w:rPr>
+          <w:lang w:val="en-US"/>
+        </w:rPr>
+      </w:pPr>
+      <w:r>
+        <w:rPr>
+          <w:lang w:val="en-US"/>
+        </w:rPr>
+        <w:t>-pPA</w:t>
+      </w:r>
+      <w:r>
+        <w:rPr>
+          <w:lang w:val="en-US"/>
+        </w:rPr>
+        <w:t xml:space="preserve">                                                                                             </w:t>
+      </w:r>
+      <w:r>
+        <w:rPr>
+          <w:lang w:val="en-US"/>
+        </w:rPr>
+        <w:t xml:space="preserve">                           </w:t>
+      </w:r>
+      <w:r>
+        <w:rPr>
+          <w:lang w:val="en-US"/>
+        </w:rPr>
         <w:t>-</w:t>
       </w:r>
       <w:r>
         <w:rPr>
           <w:lang w:val="en-US"/>
         </w:rPr>
-        <w:t>cod</w:t>
+        <w:t>p</w:t>
       </w:r>
       <w:r>
         <w:rPr>
           <w:lang w:val="en-US"/>
         </w:rPr>
-        <w:t xml:space="preserve">     </w:t>
-      </w:r>
-      <w:r>
+        <w:t>recioPA</w:t>
+      </w:r>
+    </w:p>
+    <w:p>
+      <w:r>
+        <w:t>-</w:t>
+      </w:r>
+      <w:r>
+        <w:t>pPB</w:t>
+      </w:r>
+      <w:r>
+        <w:t xml:space="preserve">                                                                                                                        -precioPB</w:t>
+      </w:r>
+    </w:p>
+    <w:p>
+      <w:r>
+        <w:t>-</w:t>
+      </w:r>
+      <w:r>
+        <w:t>pPC</w:t>
+      </w:r>
+      <w:r>
+        <w:t xml:space="preserve">                                                                                                                         -precioPC</w:t>
+      </w:r>
+    </w:p>
+    <w:p>
+      <w:pPr>
         <w:rPr>
           <w:lang w:val="en-US"/>
         </w:rPr>
-        <w:t xml:space="preserve">                                                                                                                 </w:t>
-      </w:r>
+      </w:pPr>
       <w:r>
         <w:rPr>
           <w:lang w:val="en-US"/>
         </w:rPr>
+        <w:t>+constructor(ced, cod, cant</w:t>
+      </w:r>
+      <w:r>
+        <w:rPr>
+          <w:lang w:val="en-US"/>
+        </w:rPr>
+        <w:t>, pPA, pPB, pPC</w:t>
+      </w:r>
+      <w:r>
+        <w:rPr>
+          <w:lang w:val="en-US"/>
+        </w:rPr>
+        <w:t>)</w:t>
+      </w:r>
+      <w:r>
+        <w:rPr>
+          <w:lang w:val="en-US"/>
+        </w:rPr>
+        <w:t xml:space="preserve">                                                 </w:t>
+      </w:r>
+      <w:r>
+        <w:rPr>
+          <w:lang w:val="en-US"/>
+        </w:rPr>
         <w:t xml:space="preserve"> </w:t>
       </w:r>
       <w:r>
@@ -148,353 +304,88 @@
         </w:rPr>
         <w:t>-</w:t>
       </w:r>
-      <w:proofErr w:type="spellStart"/>
       <w:r>
         <w:rPr>
           <w:lang w:val="en-US"/>
         </w:rPr>
-        <w:t>acB</w:t>
-      </w:r>
-      <w:proofErr w:type="spellEnd"/>
-    </w:p>
-    <w:p>
-      <w:r>
-        <w:t>-</w:t>
-      </w:r>
-      <w:proofErr w:type="spellStart"/>
-      <w:r>
-        <w:t>cant</w:t>
-      </w:r>
-      <w:proofErr w:type="spellEnd"/>
-      <w:r>
-        <w:t xml:space="preserve">       </w:t>
-      </w:r>
-      <w:r>
-        <w:t xml:space="preserve">                                                                                                             </w:t>
-      </w:r>
-      <w:r>
-        <w:t xml:space="preserve">   -</w:t>
-      </w:r>
-      <w:proofErr w:type="spellStart"/>
-      <w:r>
-        <w:t>acC</w:t>
-      </w:r>
-      <w:proofErr w:type="spellEnd"/>
-    </w:p>
-    <w:p>
-      <w:r>
-        <w:t>-</w:t>
-      </w:r>
-      <w:proofErr w:type="spellStart"/>
-      <w:r>
-        <w:t>pPA</w:t>
-      </w:r>
-      <w:proofErr w:type="spellEnd"/>
-      <w:r>
-        <w:t xml:space="preserve">                                                                                             </w:t>
-      </w:r>
-      <w:r>
-        <w:t xml:space="preserve">                           </w:t>
-      </w:r>
-      <w:r>
-        <w:t>-</w:t>
-      </w:r>
-      <w:proofErr w:type="spellStart"/>
-      <w:r>
-        <w:t>p</w:t>
-      </w:r>
-      <w:r>
-        <w:t>recioPA</w:t>
-      </w:r>
-      <w:proofErr w:type="spellEnd"/>
-    </w:p>
-    <w:p>
-      <w:r>
-        <w:t>-</w:t>
-      </w:r>
-      <w:proofErr w:type="spellStart"/>
-      <w:r>
-        <w:t>pPB</w:t>
-      </w:r>
-      <w:proofErr w:type="spellEnd"/>
-      <w:r>
-        <w:t xml:space="preserve">                                                                                                                        -</w:t>
-      </w:r>
-      <w:proofErr w:type="spellStart"/>
-      <w:r>
-        <w:t>precioP</w:t>
-      </w:r>
-      <w:r>
-        <w:t>B</w:t>
-      </w:r>
-      <w:proofErr w:type="spellEnd"/>
-    </w:p>
-    <w:p>
-      <w:r>
-        <w:t>-</w:t>
-      </w:r>
-      <w:proofErr w:type="spellStart"/>
-      <w:r>
-        <w:t>pPC</w:t>
-      </w:r>
-      <w:proofErr w:type="spellEnd"/>
-      <w:r>
-        <w:t xml:space="preserve">                                                                                                                         -</w:t>
-      </w:r>
-      <w:proofErr w:type="spellStart"/>
-      <w:r>
-        <w:t>precioP</w:t>
-      </w:r>
-      <w:r>
-        <w:t>C</w:t>
-      </w:r>
-      <w:proofErr w:type="spellEnd"/>
-    </w:p>
-    <w:p>
-      <w:pPr>
+        <w:t>acMontoTotal</w:t>
+      </w:r>
+    </w:p>
+    <w:p>
+      <w:r>
         <w:rPr>
           <w:lang w:val="en-US"/>
         </w:rPr>
-      </w:pPr>
-      <w:r>
-        <w:rPr>
-          <w:lang w:val="en-US"/>
-        </w:rPr>
+        <w:t xml:space="preserve">                                                                                                                                  -mayor</w:t>
+      </w:r>
+    </w:p>
+    <w:p>
+      <w:r>
+        <w:t>+montoPagarCliente()</w:t>
+      </w:r>
+      <w:r>
+        <w:t xml:space="preserve">                                                                                     </w:t>
+      </w:r>
+      <w:r>
+        <w:t>+constructor(</w:t>
+      </w:r>
+      <w:r>
+        <w:t>pPA, pPB, pPC</w:t>
+      </w:r>
+      <w:r>
+        <w:t>)</w:t>
+      </w:r>
+      <w:r>
+        <w:t xml:space="preserve">                                                                                                                                            </w:t>
+      </w:r>
+    </w:p>
+    <w:p>
+      <w:r>
         <w:t>+</w:t>
       </w:r>
-      <w:proofErr w:type="gramStart"/>
-      <w:r>
-        <w:rPr>
-          <w:lang w:val="en-US"/>
-        </w:rPr>
-        <w:t>constructor(</w:t>
-      </w:r>
-      <w:proofErr w:type="spellStart"/>
-      <w:proofErr w:type="gramEnd"/>
-      <w:r>
-        <w:rPr>
-          <w:lang w:val="en-US"/>
-        </w:rPr>
-        <w:t>ced</w:t>
-      </w:r>
-      <w:proofErr w:type="spellEnd"/>
-      <w:r>
-        <w:rPr>
-          <w:lang w:val="en-US"/>
-        </w:rPr>
-        <w:t>, cod, cant</w:t>
-      </w:r>
-      <w:r>
-        <w:rPr>
-          <w:lang w:val="en-US"/>
-        </w:rPr>
-        <w:t xml:space="preserve">, </w:t>
-      </w:r>
-      <w:proofErr w:type="spellStart"/>
-      <w:r>
-        <w:rPr>
-          <w:lang w:val="en-US"/>
-        </w:rPr>
-        <w:t>pPA</w:t>
-      </w:r>
-      <w:proofErr w:type="spellEnd"/>
-      <w:r>
-        <w:rPr>
-          <w:lang w:val="en-US"/>
-        </w:rPr>
-        <w:t xml:space="preserve">, </w:t>
-      </w:r>
-      <w:proofErr w:type="spellStart"/>
-      <w:r>
-        <w:rPr>
-          <w:lang w:val="en-US"/>
-        </w:rPr>
-        <w:t>pP</w:t>
-      </w:r>
-      <w:r>
-        <w:rPr>
-          <w:lang w:val="en-US"/>
-        </w:rPr>
-        <w:t>B</w:t>
-      </w:r>
-      <w:proofErr w:type="spellEnd"/>
-      <w:r>
-        <w:rPr>
-          <w:lang w:val="en-US"/>
-        </w:rPr>
-        <w:t xml:space="preserve">, </w:t>
-      </w:r>
-      <w:proofErr w:type="spellStart"/>
-      <w:r>
-        <w:rPr>
-          <w:lang w:val="en-US"/>
-        </w:rPr>
-        <w:t>pP</w:t>
-      </w:r>
-      <w:r>
-        <w:rPr>
-          <w:lang w:val="en-US"/>
-        </w:rPr>
-        <w:t>C</w:t>
-      </w:r>
-      <w:proofErr w:type="spellEnd"/>
-      <w:r>
-        <w:rPr>
-          <w:lang w:val="en-US"/>
-        </w:rPr>
-        <w:t>)</w:t>
-      </w:r>
-      <w:r>
-        <w:rPr>
-          <w:lang w:val="en-US"/>
-        </w:rPr>
-        <w:t xml:space="preserve">                                                 </w:t>
-      </w:r>
-      <w:r>
-        <w:rPr>
-          <w:lang w:val="en-US"/>
-        </w:rPr>
-        <w:t xml:space="preserve"> </w:t>
-      </w:r>
-      <w:r>
-        <w:rPr>
-          <w:lang w:val="en-US"/>
-        </w:rPr>
-        <w:t xml:space="preserve"> </w:t>
-      </w:r>
-      <w:r>
-        <w:rPr>
-          <w:lang w:val="en-US"/>
-        </w:rPr>
-        <w:t>-</w:t>
-      </w:r>
-      <w:proofErr w:type="spellStart"/>
-      <w:r>
-        <w:rPr>
-          <w:lang w:val="en-US"/>
-        </w:rPr>
-        <w:t>acMontoTotal</w:t>
-      </w:r>
-      <w:proofErr w:type="spellEnd"/>
-    </w:p>
-    <w:p>
-      <w:r>
-        <w:t>+</w:t>
-      </w:r>
-      <w:proofErr w:type="spellStart"/>
-      <w:proofErr w:type="gramStart"/>
-      <w:r>
-        <w:t>montoPagarCliente</w:t>
-      </w:r>
-      <w:proofErr w:type="spellEnd"/>
-      <w:r>
-        <w:t>(</w:t>
-      </w:r>
-      <w:proofErr w:type="gramEnd"/>
-      <w:r>
-        <w:t>)</w:t>
-      </w:r>
-      <w:r>
-        <w:t xml:space="preserve">                                                                                     </w:t>
-      </w:r>
-      <w:r>
-        <w:t>+constructor(</w:t>
-      </w:r>
-      <w:proofErr w:type="spellStart"/>
-      <w:r>
-        <w:t>pPA</w:t>
-      </w:r>
-      <w:proofErr w:type="spellEnd"/>
-      <w:r>
-        <w:t xml:space="preserve">, </w:t>
-      </w:r>
-      <w:proofErr w:type="spellStart"/>
-      <w:r>
-        <w:t>pP</w:t>
-      </w:r>
-      <w:r>
-        <w:t>B</w:t>
-      </w:r>
-      <w:proofErr w:type="spellEnd"/>
-      <w:r>
-        <w:t xml:space="preserve">, </w:t>
-      </w:r>
-      <w:proofErr w:type="spellStart"/>
-      <w:r>
-        <w:t>pP</w:t>
-      </w:r>
-      <w:r>
-        <w:t>C</w:t>
-      </w:r>
-      <w:proofErr w:type="spellEnd"/>
-      <w:r>
-        <w:t>)</w:t>
-      </w:r>
-      <w:r>
-        <w:t xml:space="preserve">                                                                                                                                            </w:t>
-      </w:r>
-    </w:p>
-    <w:p>
-      <w:r>
-        <w:t xml:space="preserve">                                         </w:t>
-      </w:r>
-      <w:r>
-        <w:t xml:space="preserve">                                                                                       </w:t>
+      <w:r>
+        <w:t>cantidaProductoB()</w:t>
+      </w:r>
+      <w:r>
+        <w:t xml:space="preserve">        </w:t>
+      </w:r>
+      <w:r>
+        <w:t xml:space="preserve">                                                                                  </w:t>
       </w:r>
       <w:r>
         <w:t xml:space="preserve"> +</w:t>
       </w:r>
-      <w:proofErr w:type="spellStart"/>
-      <w:proofErr w:type="gramStart"/>
+      <w:r>
+        <w:t>articuloMasVendido()</w:t>
+      </w:r>
+    </w:p>
+    <w:p>
+      <w:r>
+        <w:t xml:space="preserve">                                                                                                                                 +procesarCliente(cli)</w:t>
+      </w:r>
+    </w:p>
+    <w:p>
+      <w:r>
+        <w:t xml:space="preserve">                                                                                                                                 +productoB()</w:t>
+      </w:r>
+    </w:p>
+    <w:p>
+      <w:r>
+        <w:t xml:space="preserve">                                                                                                                                 + </w:t>
+      </w:r>
       <w:r>
         <w:t>articuloMasVendido</w:t>
       </w:r>
-      <w:proofErr w:type="spellEnd"/>
-      <w:r>
-        <w:t>(</w:t>
-      </w:r>
-      <w:proofErr w:type="gramEnd"/>
-      <w:r>
-        <w:t>)</w:t>
-      </w:r>
-    </w:p>
-    <w:p>
-      <w:r>
-        <w:t xml:space="preserve">                                                                                                                                 +</w:t>
-      </w:r>
-      <w:proofErr w:type="spellStart"/>
-      <w:r>
-        <w:t>procesarCliente</w:t>
-      </w:r>
-      <w:proofErr w:type="spellEnd"/>
-      <w:r>
-        <w:t>(</w:t>
-      </w:r>
-      <w:proofErr w:type="spellStart"/>
-      <w:r>
-        <w:t>cli</w:t>
-      </w:r>
-      <w:proofErr w:type="spellEnd"/>
-      <w:r>
-        <w:t>)</w:t>
-      </w:r>
-    </w:p>
-    <w:p>
-      <w:r>
-        <w:t xml:space="preserve">                                                                                                                                 +</w:t>
-      </w:r>
-      <w:proofErr w:type="spellStart"/>
-      <w:proofErr w:type="gramStart"/>
-      <w:r>
-        <w:t>mostrarMontoT</w:t>
-      </w:r>
-      <w:proofErr w:type="spellEnd"/>
-      <w:r>
-        <w:t>(</w:t>
-      </w:r>
-      <w:proofErr w:type="gramEnd"/>
-      <w:r>
-        <w:t>)</w:t>
+      <w:r>
+        <w:t>2</w:t>
+      </w:r>
+      <w:r>
+        <w:t>()</w:t>
+      </w:r>
+    </w:p>
+    <w:p>
+      <w:r>
+        <w:t xml:space="preserve">                                                                                                                                 +mostrarMontoT()</w:t>
       </w:r>
     </w:p>
     <w:p/>
@@ -703,23 +594,13 @@
                 <w:szCs w:val="24"/>
               </w:rPr>
             </w:pPr>
-            <w:proofErr w:type="gramStart"/>
-            <w:r>
-              <w:rPr>
-                <w:rFonts w:ascii="Arial" w:hAnsi="Arial" w:cs="Arial"/>
-                <w:sz w:val="24"/>
-                <w:szCs w:val="24"/>
-              </w:rPr>
-              <w:t>Pagar(</w:t>
-            </w:r>
-            <w:proofErr w:type="gramEnd"/>
-            <w:r>
-              <w:rPr>
-                <w:rFonts w:ascii="Arial" w:hAnsi="Arial" w:cs="Arial"/>
-                <w:sz w:val="24"/>
-                <w:szCs w:val="24"/>
-              </w:rPr>
-              <w:t>)</w:t>
+            <w:r>
+              <w:rPr>
+                <w:rFonts w:ascii="Arial" w:hAnsi="Arial" w:cs="Arial"/>
+                <w:sz w:val="24"/>
+                <w:szCs w:val="24"/>
+              </w:rPr>
+              <w:t>Pagar()</w:t>
             </w:r>
             <w:r>
               <w:rPr>
@@ -1148,7 +1029,6 @@
                 <w:szCs w:val="24"/>
               </w:rPr>
             </w:pPr>
-            <w:proofErr w:type="spellStart"/>
             <w:r>
               <w:rPr>
                 <w:rFonts w:ascii="Arial" w:hAnsi="Arial" w:cs="Arial"/>
@@ -1157,7 +1037,6 @@
               </w:rPr>
               <w:t>Req</w:t>
             </w:r>
-            <w:proofErr w:type="spellEnd"/>
           </w:p>
           <w:p>
             <w:pPr>
@@ -1179,25 +1058,7 @@
                 <w:sz w:val="24"/>
                 <w:szCs w:val="24"/>
               </w:rPr>
-              <w:t xml:space="preserve">El articulo </w:t>
-            </w:r>
-            <w:proofErr w:type="spellStart"/>
-            <w:r>
-              <w:rPr>
-                <w:rFonts w:ascii="Arial" w:hAnsi="Arial" w:cs="Arial"/>
-                <w:sz w:val="24"/>
-                <w:szCs w:val="24"/>
-              </w:rPr>
-              <w:t>mas</w:t>
-            </w:r>
-            <w:proofErr w:type="spellEnd"/>
-            <w:r>
-              <w:rPr>
-                <w:rFonts w:ascii="Arial" w:hAnsi="Arial" w:cs="Arial"/>
-                <w:sz w:val="24"/>
-                <w:szCs w:val="24"/>
-              </w:rPr>
-              <w:t xml:space="preserve"> ve</w:t>
+              <w:t>El articulo mas ve</w:t>
             </w:r>
             <w:r>
               <w:rPr>
@@ -1291,19 +1152,12 @@
     <w:p/>
     <w:p/>
     <w:p>
-      <w:proofErr w:type="gramStart"/>
-      <w:r>
-        <w:t xml:space="preserve">Diagrama  </w:t>
-      </w:r>
-      <w:proofErr w:type="spellStart"/>
-      <w:r>
-        <w:t>Um</w:t>
+      <w:r>
+        <w:t>Diagrama  Um</w:t>
       </w:r>
       <w:r>
         <w:t>l</w:t>
       </w:r>
-      <w:proofErr w:type="spellEnd"/>
-      <w:proofErr w:type="gramEnd"/>
     </w:p>
     <w:tbl>
       <w:tblPr>
@@ -1329,7 +1183,6 @@
             <w:pPr>
               <w:jc w:val="center"/>
             </w:pPr>
-            <w:proofErr w:type="spellStart"/>
             <w:r>
               <w:t>Cl_</w:t>
             </w:r>
@@ -1339,7 +1192,6 @@
             <w:r>
               <w:t>liente</w:t>
             </w:r>
-            <w:proofErr w:type="spellEnd"/>
           </w:p>
         </w:tc>
         <w:tc>
@@ -1506,14 +1358,12 @@
             <w:pPr>
               <w:jc w:val="center"/>
             </w:pPr>
-            <w:proofErr w:type="spellStart"/>
             <w:r>
               <w:t>Cl_m</w:t>
             </w:r>
             <w:r>
               <w:t>Tienda</w:t>
             </w:r>
-            <w:proofErr w:type="spellEnd"/>
           </w:p>
         </w:tc>
       </w:tr>
@@ -1535,14 +1385,7 @@
               <w:rPr>
                 <w:lang w:val="en-US"/>
               </w:rPr>
-              <w:t>#</w:t>
-            </w:r>
-            <w:proofErr w:type="gramStart"/>
-            <w:r>
-              <w:rPr>
-                <w:lang w:val="en-US"/>
-              </w:rPr>
-              <w:t>ced</w:t>
+              <w:t>#ced</w:t>
             </w:r>
             <w:r>
               <w:rPr>
@@ -1550,7 +1393,6 @@
               </w:rPr>
               <w:t>ula</w:t>
             </w:r>
-            <w:proofErr w:type="gramEnd"/>
             <w:r>
               <w:rPr>
                 <w:lang w:val="en-US"/>
@@ -1568,21 +1410,7 @@
               <w:rPr>
                 <w:lang w:val="en-US"/>
               </w:rPr>
-              <w:t>#</w:t>
-            </w:r>
-            <w:proofErr w:type="gramStart"/>
-            <w:r>
-              <w:rPr>
-                <w:lang w:val="en-US"/>
-              </w:rPr>
-              <w:t>codigo</w:t>
-            </w:r>
-            <w:proofErr w:type="gramEnd"/>
-            <w:r>
-              <w:rPr>
-                <w:lang w:val="en-US"/>
-              </w:rPr>
-              <w:t xml:space="preserve">: </w:t>
+              <w:t xml:space="preserve">#codigo: </w:t>
             </w:r>
             <w:r>
               <w:rPr>
@@ -1601,14 +1429,7 @@
               <w:rPr>
                 <w:lang w:val="en-US"/>
               </w:rPr>
-              <w:t>#</w:t>
-            </w:r>
-            <w:proofErr w:type="gramStart"/>
-            <w:r>
-              <w:rPr>
-                <w:lang w:val="en-US"/>
-              </w:rPr>
-              <w:t>cant</w:t>
+              <w:t>#cant</w:t>
             </w:r>
             <w:r>
               <w:rPr>
@@ -1616,7 +1437,75 @@
               </w:rPr>
               <w:t>idad</w:t>
             </w:r>
-            <w:proofErr w:type="gramEnd"/>
+            <w:r>
+              <w:rPr>
+                <w:lang w:val="en-US"/>
+              </w:rPr>
+              <w:t>: float</w:t>
+            </w:r>
+          </w:p>
+          <w:p>
+            <w:pPr>
+              <w:rPr>
+                <w:lang w:val="en-US"/>
+              </w:rPr>
+            </w:pPr>
+            <w:r>
+              <w:rPr>
+                <w:lang w:val="en-US"/>
+              </w:rPr>
+              <w:t>#precioPA</w:t>
+            </w:r>
+            <w:r>
+              <w:rPr>
+                <w:lang w:val="en-US"/>
+              </w:rPr>
+              <w:t>: float</w:t>
+            </w:r>
+          </w:p>
+          <w:p>
+            <w:pPr>
+              <w:rPr>
+                <w:lang w:val="en-US"/>
+              </w:rPr>
+            </w:pPr>
+            <w:r>
+              <w:rPr>
+                <w:lang w:val="en-US"/>
+              </w:rPr>
+              <w:t>#precioP</w:t>
+            </w:r>
+            <w:r>
+              <w:rPr>
+                <w:lang w:val="en-US"/>
+              </w:rPr>
+              <w:t>B</w:t>
+            </w:r>
+            <w:r>
+              <w:rPr>
+                <w:lang w:val="en-US"/>
+              </w:rPr>
+              <w:t>: float</w:t>
+            </w:r>
+          </w:p>
+          <w:p>
+            <w:pPr>
+              <w:rPr>
+                <w:lang w:val="en-US"/>
+              </w:rPr>
+            </w:pPr>
+            <w:r>
+              <w:rPr>
+                <w:lang w:val="en-US"/>
+              </w:rPr>
+              <w:t>#precioP</w:t>
+            </w:r>
+            <w:r>
+              <w:rPr>
+                <w:lang w:val="en-US"/>
+              </w:rPr>
+              <w:t>C</w:t>
+            </w:r>
             <w:r>
               <w:rPr>
                 <w:lang w:val="en-US"/>
@@ -1718,7 +1607,107 @@
               <w:rPr>
                 <w:lang w:val="en-US"/>
               </w:rPr>
+              <w:t>#precioP</w:t>
+            </w:r>
+            <w:r>
+              <w:rPr>
+                <w:lang w:val="en-US"/>
+              </w:rPr>
+              <w:t>roducto</w:t>
+            </w:r>
+            <w:r>
+              <w:rPr>
+                <w:lang w:val="en-US"/>
+              </w:rPr>
+              <w:t>A: float</w:t>
+            </w:r>
+          </w:p>
+          <w:p>
+            <w:pPr>
+              <w:rPr>
+                <w:lang w:val="en-US"/>
+              </w:rPr>
+            </w:pPr>
+            <w:r>
+              <w:rPr>
+                <w:lang w:val="en-US"/>
+              </w:rPr>
+              <w:t>#precioProducto</w:t>
+            </w:r>
+            <w:r>
+              <w:rPr>
+                <w:lang w:val="en-US"/>
+              </w:rPr>
+              <w:t>B</w:t>
+            </w:r>
+            <w:r>
+              <w:rPr>
+                <w:lang w:val="en-US"/>
+              </w:rPr>
+              <w:t>: float</w:t>
+            </w:r>
+            <w:r>
+              <w:rPr>
+                <w:lang w:val="en-US"/>
+              </w:rPr>
+              <w:t xml:space="preserve"> </w:t>
+            </w:r>
+          </w:p>
+          <w:p>
+            <w:pPr>
+              <w:rPr>
+                <w:lang w:val="en-US"/>
+              </w:rPr>
+            </w:pPr>
+            <w:r>
+              <w:rPr>
+                <w:lang w:val="en-US"/>
+              </w:rPr>
+              <w:t>#precioProducto</w:t>
+            </w:r>
+            <w:r>
+              <w:rPr>
+                <w:lang w:val="en-US"/>
+              </w:rPr>
+              <w:t>C</w:t>
+            </w:r>
+            <w:r>
+              <w:rPr>
+                <w:lang w:val="en-US"/>
+              </w:rPr>
+              <w:t>: float</w:t>
+            </w:r>
+            <w:r>
+              <w:rPr>
+                <w:lang w:val="en-US"/>
+              </w:rPr>
+              <w:t xml:space="preserve"> </w:t>
+            </w:r>
+          </w:p>
+          <w:p>
+            <w:pPr>
+              <w:rPr>
+                <w:lang w:val="en-US"/>
+              </w:rPr>
+            </w:pPr>
+            <w:r>
+              <w:rPr>
+                <w:lang w:val="en-US"/>
+              </w:rPr>
               <w:t>#acMontoTotal: float</w:t>
+            </w:r>
+          </w:p>
+          <w:p>
+            <w:pPr>
+              <w:rPr>
+                <w:lang w:val="en-US"/>
+              </w:rPr>
+            </w:pPr>
+            <w:r>
+              <w:rPr>
+                <w:lang w:val="en-US"/>
+              </w:rPr>
+              <w:t>#mayor: float</w:t>
             </w:r>
           </w:p>
         </w:tc>
@@ -1733,69 +1722,22 @@
           </w:tcPr>
           <w:p>
             <w:r>
-              <w:t>+</w:t>
-            </w:r>
-            <w:proofErr w:type="gramStart"/>
-            <w:r>
-              <w:t>constructor(</w:t>
-            </w:r>
-            <w:proofErr w:type="gramEnd"/>
-            <w:r>
-              <w:t>{</w:t>
-            </w:r>
-            <w:proofErr w:type="spellStart"/>
-            <w:r>
-              <w:t>c</w:t>
+              <w:t>+constructor({c</w:t>
             </w:r>
             <w:r>
               <w:t>ed</w:t>
             </w:r>
-            <w:proofErr w:type="spellEnd"/>
-            <w:r>
-              <w:t xml:space="preserve">, </w:t>
-            </w:r>
-            <w:proofErr w:type="spellStart"/>
-            <w:r>
-              <w:t>cod</w:t>
-            </w:r>
-            <w:proofErr w:type="spellEnd"/>
-            <w:r>
-              <w:t xml:space="preserve">, </w:t>
-            </w:r>
-            <w:proofErr w:type="spellStart"/>
-            <w:r>
-              <w:t>cant</w:t>
-            </w:r>
-            <w:proofErr w:type="spellEnd"/>
-            <w:r>
-              <w:t>})</w:t>
-            </w:r>
-          </w:p>
-          <w:p>
-            <w:r>
-              <w:t>+</w:t>
-            </w:r>
-            <w:proofErr w:type="spellStart"/>
-            <w:proofErr w:type="gramStart"/>
-            <w:r>
-              <w:t>montoPagarCliente</w:t>
-            </w:r>
-            <w:proofErr w:type="spellEnd"/>
-            <w:r>
-              <w:t>(</w:t>
-            </w:r>
-            <w:proofErr w:type="gramEnd"/>
-            <w:r>
-              <w:t>)</w:t>
-            </w:r>
-            <w:r>
-              <w:t xml:space="preserve">: </w:t>
-            </w:r>
-            <w:proofErr w:type="spellStart"/>
-            <w:r>
-              <w:t>float</w:t>
-            </w:r>
-            <w:proofErr w:type="spellEnd"/>
+            <w:r>
+              <w:t>, cod, cant})</w:t>
+            </w:r>
+          </w:p>
+          <w:p>
+            <w:r>
+              <w:t>+montoPagarCliente()</w:t>
+            </w:r>
+            <w:r>
+              <w:t>: float</w:t>
+            </w:r>
           </w:p>
           <w:p/>
           <w:p/>
@@ -1816,94 +1758,43 @@
           </w:tcPr>
           <w:p>
             <w:r>
-              <w:t>+</w:t>
-            </w:r>
-            <w:proofErr w:type="gramStart"/>
-            <w:r>
-              <w:t>constructor(</w:t>
-            </w:r>
-            <w:proofErr w:type="gramEnd"/>
-            <w:r>
-              <w:t>)</w:t>
-            </w:r>
-          </w:p>
-          <w:p>
-            <w:r>
-              <w:t>+</w:t>
-            </w:r>
-            <w:proofErr w:type="spellStart"/>
-            <w:r>
-              <w:t>procesarCliente</w:t>
-            </w:r>
-            <w:proofErr w:type="spellEnd"/>
-            <w:r>
-              <w:t>(</w:t>
-            </w:r>
-            <w:proofErr w:type="spellStart"/>
-            <w:r>
-              <w:t>cli</w:t>
-            </w:r>
-            <w:proofErr w:type="spellEnd"/>
-            <w:r>
-              <w:t>)</w:t>
-            </w:r>
-            <w:r>
-              <w:t xml:space="preserve">: </w:t>
-            </w:r>
-            <w:proofErr w:type="spellStart"/>
-            <w:r>
-              <w:t>void</w:t>
-            </w:r>
-            <w:proofErr w:type="spellEnd"/>
-          </w:p>
-          <w:p>
-            <w:r>
-              <w:t>+</w:t>
-            </w:r>
-            <w:proofErr w:type="spellStart"/>
-            <w:proofErr w:type="gramStart"/>
-            <w:r>
-              <w:t>articuloMasVendido</w:t>
-            </w:r>
-            <w:proofErr w:type="spellEnd"/>
-            <w:r>
-              <w:t>(</w:t>
-            </w:r>
-            <w:proofErr w:type="gramEnd"/>
-            <w:r>
-              <w:t xml:space="preserve">): </w:t>
-            </w:r>
-            <w:proofErr w:type="spellStart"/>
+              <w:t>+constructor()</w:t>
+            </w:r>
+          </w:p>
+          <w:p>
+            <w:r>
+              <w:t>+procesarCliente(cli)</w:t>
+            </w:r>
+            <w:r>
+              <w:t>: void</w:t>
+            </w:r>
+          </w:p>
+          <w:p>
+            <w:r>
+              <w:t xml:space="preserve">+articuloMasVendido(): </w:t>
+            </w:r>
             <w:r>
               <w:t>string</w:t>
             </w:r>
-            <w:proofErr w:type="spellEnd"/>
-          </w:p>
-          <w:p>
-            <w:r>
-              <w:t>+</w:t>
-            </w:r>
-            <w:proofErr w:type="spellStart"/>
-            <w:proofErr w:type="gramStart"/>
-            <w:r>
-              <w:t>mostrarMontoT</w:t>
-            </w:r>
-            <w:proofErr w:type="spellEnd"/>
-            <w:r>
-              <w:t>(</w:t>
-            </w:r>
-            <w:proofErr w:type="gramEnd"/>
-            <w:r>
-              <w:t>)</w:t>
-            </w:r>
-            <w:r>
-              <w:t xml:space="preserve">: </w:t>
-            </w:r>
-            <w:proofErr w:type="spellStart"/>
-            <w:r>
-              <w:t>float</w:t>
-            </w:r>
-            <w:proofErr w:type="spellEnd"/>
+          </w:p>
+          <w:p>
+            <w:r>
+              <w:t>+mostrarMontoT()</w:t>
+            </w:r>
+            <w:r>
+              <w:t>: float</w:t>
+            </w:r>
+            <w:r>
+              <w:t xml:space="preserve">                                                                                                         +productoB()</w:t>
+            </w:r>
+          </w:p>
+          <w:p>
+            <w:r>
+              <w:t>+mayorMonto()</w:t>
+            </w:r>
+            <w:r>
+              <w:t xml:space="preserve">                                                                                    + articuloMasVendido2()</w:t>
+            </w:r>
           </w:p>
         </w:tc>
       </w:tr>
@@ -2007,14 +1898,12 @@
             <w:pPr>
               <w:jc w:val="center"/>
             </w:pPr>
-            <w:proofErr w:type="spellStart"/>
             <w:r>
               <w:t>Cl_v</w:t>
             </w:r>
             <w:r>
               <w:t>Cliente</w:t>
             </w:r>
-            <w:proofErr w:type="spellEnd"/>
           </w:p>
         </w:tc>
         <w:tc>
@@ -2056,43 +1945,23 @@
           </w:p>
           <w:p>
             <w:r>
-              <w:t>+</w:t>
-            </w:r>
-            <w:proofErr w:type="spellStart"/>
-            <w:r>
-              <w:t>inCedula</w:t>
-            </w:r>
-            <w:proofErr w:type="spellEnd"/>
-          </w:p>
-          <w:p>
-            <w:r>
-              <w:t>+</w:t>
-            </w:r>
-            <w:proofErr w:type="spellStart"/>
-            <w:r>
-              <w:t>inCodigo</w:t>
-            </w:r>
-            <w:proofErr w:type="spellEnd"/>
-          </w:p>
-          <w:p>
-            <w:r>
-              <w:t>+</w:t>
-            </w:r>
-            <w:proofErr w:type="spellStart"/>
-            <w:r>
-              <w:t>inCantidad</w:t>
-            </w:r>
-            <w:proofErr w:type="spellEnd"/>
-          </w:p>
-          <w:p>
-            <w:r>
-              <w:t>+</w:t>
-            </w:r>
-            <w:proofErr w:type="spellStart"/>
-            <w:r>
-              <w:t>btAceptar</w:t>
-            </w:r>
-            <w:proofErr w:type="spellEnd"/>
+              <w:t>+inCedula</w:t>
+            </w:r>
+          </w:p>
+          <w:p>
+            <w:r>
+              <w:t>+inCodigo</w:t>
+            </w:r>
+          </w:p>
+          <w:p>
+            <w:r>
+              <w:t>+inCantidad</w:t>
+            </w:r>
+          </w:p>
+          <w:p>
+            <w:r>
+              <w:t>+btAceptar</w:t>
+            </w:r>
           </w:p>
         </w:tc>
         <w:tc>
@@ -2137,28 +2006,12 @@
           </w:p>
           <w:p>
             <w:r>
-              <w:t>+</w:t>
-            </w:r>
-            <w:proofErr w:type="gramStart"/>
-            <w:r>
-              <w:t>mostrar(</w:t>
-            </w:r>
-            <w:proofErr w:type="gramEnd"/>
-            <w:r>
-              <w:t>)</w:t>
-            </w:r>
-          </w:p>
-          <w:p>
-            <w:r>
-              <w:t>+</w:t>
-            </w:r>
-            <w:proofErr w:type="gramStart"/>
-            <w:r>
-              <w:t>ocultar(</w:t>
-            </w:r>
-            <w:proofErr w:type="gramEnd"/>
-            <w:r>
-              <w:t>)</w:t>
+              <w:t>+mostrar()</w:t>
+            </w:r>
+          </w:p>
+          <w:p>
+            <w:r>
+              <w:t>+ocultar()</w:t>
             </w:r>
           </w:p>
         </w:tc>
@@ -2467,7 +2320,6 @@
             <w:pPr>
               <w:jc w:val="center"/>
             </w:pPr>
-            <w:proofErr w:type="spellStart"/>
             <w:r>
               <w:t>Cl_c</w:t>
             </w:r>
@@ -2477,7 +2329,6 @@
               </w:rPr>
               <w:t>ontrolador</w:t>
             </w:r>
-            <w:proofErr w:type="spellEnd"/>
           </w:p>
         </w:tc>
       </w:tr>
@@ -2516,58 +2367,38 @@
             <w:r>
               <w:t>-</w:t>
             </w:r>
-            <w:proofErr w:type="spellStart"/>
-            <w:r>
-              <w:t>mTienda</w:t>
-            </w:r>
-            <w:proofErr w:type="spellEnd"/>
-            <w:r>
-              <w:t xml:space="preserve">: </w:t>
-            </w:r>
-            <w:proofErr w:type="spellStart"/>
+            <w:r>
+              <w:t xml:space="preserve">mTienda: </w:t>
+            </w:r>
             <w:r>
               <w:t>MTienda</w:t>
             </w:r>
-            <w:proofErr w:type="spellEnd"/>
           </w:p>
           <w:p>
             <w:r>
               <w:t>-</w:t>
             </w:r>
-            <w:proofErr w:type="spellStart"/>
-            <w:r>
-              <w:t>vCliente</w:t>
-            </w:r>
-            <w:proofErr w:type="spellEnd"/>
-            <w:r>
-              <w:t xml:space="preserve">: </w:t>
-            </w:r>
-            <w:proofErr w:type="spellStart"/>
-            <w:r>
-              <w:t>VCliente</w:t>
-            </w:r>
-            <w:proofErr w:type="spellEnd"/>
+            <w:r>
+              <w:t>vCliente: VCliente</w:t>
+            </w:r>
           </w:p>
           <w:p>
             <w:r>
               <w:t>-</w:t>
             </w:r>
-            <w:proofErr w:type="spellStart"/>
-            <w:r>
-              <w:t>vTienda</w:t>
-            </w:r>
-            <w:proofErr w:type="spellEnd"/>
-            <w:r>
-              <w:t xml:space="preserve">: </w:t>
-            </w:r>
-            <w:proofErr w:type="spellStart"/>
-            <w:r>
-              <w:t>VTienda</w:t>
-            </w:r>
-            <w:proofErr w:type="spellEnd"/>
-          </w:p>
-          <w:p>
-            <w:r>
+            <w:r>
+              <w:t>t</w:t>
+            </w:r>
+            <w:r>
+              <w:t xml:space="preserve">ienda: </w:t>
+            </w:r>
+            <w:r>
+              <w:t>null</w:t>
+            </w:r>
+          </w:p>
+          <w:p>
+            <w:r>
+              <w:lastRenderedPageBreak/>
               <w:t>-salida</w:t>
             </w:r>
           </w:p>
@@ -2611,78 +2442,26 @@
             <w:r>
               <w:t>+</w:t>
             </w:r>
-            <w:proofErr w:type="spellStart"/>
-            <w:proofErr w:type="gramStart"/>
-            <w:r>
-              <w:t>mostrarVistaCliente</w:t>
-            </w:r>
-            <w:proofErr w:type="spellEnd"/>
-            <w:r>
-              <w:t>(</w:t>
-            </w:r>
-            <w:proofErr w:type="gramEnd"/>
-            <w:r>
-              <w:t>)</w:t>
+            <w:r>
+              <w:t>mostrarVistaCliente()</w:t>
+            </w:r>
+          </w:p>
+          <w:p>
+            <w:r>
+              <w:t>+mostrarVistaTienda()</w:t>
             </w:r>
           </w:p>
           <w:p>
             <w:r>
               <w:t>+</w:t>
             </w:r>
-            <w:proofErr w:type="spellStart"/>
-            <w:proofErr w:type="gramStart"/>
-            <w:r>
-              <w:t>mostrarVistaTienda</w:t>
-            </w:r>
-            <w:proofErr w:type="spellEnd"/>
-            <w:r>
-              <w:t>(</w:t>
-            </w:r>
-            <w:proofErr w:type="gramEnd"/>
-            <w:r>
-              <w:t>)</w:t>
-            </w:r>
-          </w:p>
-          <w:p>
-            <w:r>
-              <w:t>+</w:t>
-            </w:r>
-            <w:proofErr w:type="spellStart"/>
-            <w:proofErr w:type="gramStart"/>
-            <w:r>
-              <w:t>agregarVenta</w:t>
-            </w:r>
-            <w:proofErr w:type="spellEnd"/>
-            <w:r>
-              <w:t>(</w:t>
-            </w:r>
-            <w:proofErr w:type="gramEnd"/>
-            <w:r>
-              <w:t>{</w:t>
-            </w:r>
-            <w:proofErr w:type="spellStart"/>
-            <w:r>
-              <w:t>ced</w:t>
-            </w:r>
-            <w:proofErr w:type="spellEnd"/>
-            <w:r>
-              <w:t xml:space="preserve">, </w:t>
-            </w:r>
-            <w:proofErr w:type="spellStart"/>
-            <w:r>
-              <w:t>cod</w:t>
-            </w:r>
-            <w:proofErr w:type="spellEnd"/>
-            <w:r>
-              <w:t xml:space="preserve">, </w:t>
-            </w:r>
-            <w:proofErr w:type="spellStart"/>
-            <w:r>
-              <w:t>cant</w:t>
-            </w:r>
-            <w:proofErr w:type="spellEnd"/>
-            <w:r>
-              <w:t>})</w:t>
+            <w:r>
+              <w:t>agregarPrecios({pA, pB, pC})</w:t>
+            </w:r>
+          </w:p>
+          <w:p>
+            <w:r>
+              <w:t>+agregarVenta({ced, cod, cant})</w:t>
             </w:r>
           </w:p>
         </w:tc>
@@ -2702,14 +2481,12 @@
             <w:pPr>
               <w:jc w:val="center"/>
             </w:pPr>
-            <w:proofErr w:type="spellStart"/>
             <w:r>
               <w:t>Cl_v</w:t>
             </w:r>
             <w:r>
               <w:t>Tienda</w:t>
             </w:r>
-            <w:proofErr w:type="spellEnd"/>
           </w:p>
         </w:tc>
         <w:tc>
@@ -2839,33 +2616,76 @@
           </w:p>
           <w:p>
             <w:r>
+              <w:t>+btAgregar</w:t>
+            </w:r>
+          </w:p>
+          <w:p>
+            <w:r>
+              <w:t>+lblArtMasVendido</w:t>
+            </w:r>
+          </w:p>
+          <w:p>
+            <w:r>
+              <w:t>+lblMontoFinal</w:t>
+            </w:r>
+          </w:p>
+          <w:p>
+            <w:r>
               <w:t>+</w:t>
             </w:r>
-            <w:proofErr w:type="spellStart"/>
-            <w:r>
-              <w:t>btAgregar</w:t>
-            </w:r>
-            <w:proofErr w:type="spellEnd"/>
+            <w:r>
+              <w:t>lblIngresoProductoB</w:t>
+            </w:r>
           </w:p>
           <w:p>
             <w:r>
               <w:t>+</w:t>
             </w:r>
-            <w:proofErr w:type="spellStart"/>
-            <w:r>
-              <w:t>lblArtMasVendido</w:t>
-            </w:r>
-            <w:proofErr w:type="spellEnd"/>
+            <w:r>
+              <w:t>lblMayorMonto</w:t>
+            </w:r>
           </w:p>
           <w:p>
             <w:r>
               <w:t>+</w:t>
             </w:r>
-            <w:proofErr w:type="spellStart"/>
-            <w:r>
-              <w:t>lblMontoFinal</w:t>
-            </w:r>
-            <w:proofErr w:type="spellEnd"/>
+            <w:r>
+              <w:t>lblArtMasVendido2</w:t>
+            </w:r>
+          </w:p>
+          <w:p>
+            <w:r>
+              <w:t>+inPrecioPA</w:t>
+            </w:r>
+          </w:p>
+          <w:p>
+            <w:r>
+              <w:t>+inPrecioP</w:t>
+            </w:r>
+            <w:r>
+              <w:t>B</w:t>
+            </w:r>
+          </w:p>
+          <w:p>
+            <w:r>
+              <w:t>+inPrecioP</w:t>
+            </w:r>
+            <w:r>
+              <w:t>C</w:t>
+            </w:r>
+          </w:p>
+          <w:p>
+            <w:r>
+              <w:t>+inPrecio</w:t>
+            </w:r>
+            <w:r>
+              <w:t>s</w:t>
+            </w:r>
+          </w:p>
+          <w:p>
+            <w:r>
+              <w:t>+btAceptar</w:t>
+            </w:r>
           </w:p>
         </w:tc>
         <w:tc>
@@ -2985,97 +2805,37 @@
           </w:p>
           <w:p>
             <w:r>
+              <w:t>+mostrar()</w:t>
+            </w:r>
+          </w:p>
+          <w:p>
+            <w:r>
+              <w:t>+ocultar()</w:t>
+            </w:r>
+          </w:p>
+          <w:p>
+            <w:r>
               <w:t>+</w:t>
             </w:r>
-            <w:proofErr w:type="gramStart"/>
-            <w:r>
-              <w:t>mostrar(</w:t>
-            </w:r>
-            <w:proofErr w:type="gramEnd"/>
-            <w:r>
-              <w:t>)</w:t>
+            <w:r>
+              <w:t>ocultarPrecios()</w:t>
             </w:r>
           </w:p>
           <w:p>
             <w:r>
               <w:t>+</w:t>
             </w:r>
-            <w:proofErr w:type="gramStart"/>
-            <w:r>
-              <w:t>ocultar(</w:t>
-            </w:r>
-            <w:proofErr w:type="gramEnd"/>
-            <w:r>
-              <w:t>)</w:t>
-            </w:r>
-          </w:p>
-          <w:p>
-            <w:r>
-              <w:t>+</w:t>
-            </w:r>
-            <w:proofErr w:type="spellStart"/>
-            <w:proofErr w:type="gramStart"/>
             <w:r>
               <w:t>reportar</w:t>
             </w:r>
             <w:r>
               <w:t>Venta</w:t>
             </w:r>
-            <w:proofErr w:type="spellEnd"/>
             <w:r>
               <w:t>(</w:t>
             </w:r>
-            <w:proofErr w:type="gramEnd"/>
-            <w:r>
-              <w:t>{</w:t>
-            </w:r>
-            <w:proofErr w:type="spellStart"/>
-            <w:r>
-              <w:t>ced</w:t>
-            </w:r>
-            <w:proofErr w:type="spellEnd"/>
-            <w:r>
-              <w:t xml:space="preserve">, </w:t>
-            </w:r>
-            <w:proofErr w:type="spellStart"/>
-            <w:r>
-              <w:t>cod</w:t>
-            </w:r>
-            <w:proofErr w:type="spellEnd"/>
-            <w:r>
-              <w:t xml:space="preserve">, </w:t>
-            </w:r>
-            <w:proofErr w:type="spellStart"/>
-            <w:r>
-              <w:t>cant</w:t>
-            </w:r>
-            <w:proofErr w:type="spellEnd"/>
-            <w:r>
-              <w:t xml:space="preserve">, </w:t>
-            </w:r>
-            <w:proofErr w:type="spellStart"/>
-            <w:r>
-              <w:t>montoCliente</w:t>
-            </w:r>
-            <w:proofErr w:type="spellEnd"/>
-            <w:r>
-              <w:t xml:space="preserve">, </w:t>
-            </w:r>
-            <w:proofErr w:type="spellStart"/>
-            <w:r>
-              <w:t>artMasVendido</w:t>
-            </w:r>
-            <w:proofErr w:type="spellEnd"/>
-            <w:r>
-              <w:t xml:space="preserve">, </w:t>
-            </w:r>
-            <w:proofErr w:type="spellStart"/>
-            <w:r>
-              <w:t>montoTotal</w:t>
-            </w:r>
-            <w:proofErr w:type="spellEnd"/>
-            <w:r>
-              <w:t>}</w:t>
+            <w:r>
+              <w:t>{ced, cod, cant, montoCliente, artMasVendido, montoTotal}</w:t>
             </w:r>
             <w:r>
               <w:t>)</w:t>
@@ -3620,7 +3380,6 @@
   <w:style w:type="character" w:default="1" w:styleId="Fuentedeprrafopredeter">
     <w:name w:val="Default Paragraph Font"/>
     <w:uiPriority w:val="1"/>
-    <w:semiHidden/>
     <w:unhideWhenUsed/>
   </w:style>
   <w:style w:type="table" w:default="1" w:styleId="Tablanormal">
